--- a/古文今讀36-40.docx
+++ b/古文今讀36-40.docx
@@ -175,32 +175,6 @@
               <w:jc w:val="left"/>
             </w:pPr>
             <w:r>
-              <w:t xml:space="preserve">助詞，的</w:t>
-            </w:r>
-          </w:p>
-        </w:tc>
-        <w:tc>
-          <w:tcPr/>
-          <w:p>
-            <w:pPr>
-              <w:pStyle w:val="Compact"/>
-              <w:jc w:val="left"/>
-            </w:pPr>
-            <w:r>
-              <w:t xml:space="preserve">「鄭人有且置履之者」（補充：「……的人」用法）（補充投影片）</w:t>
-            </w:r>
-          </w:p>
-        </w:tc>
-      </w:tr>
-      <w:tr>
-        <w:tc>
-          <w:tcPr/>
-          <w:p>
-            <w:pPr>
-              <w:pStyle w:val="Compact"/>
-              <w:jc w:val="left"/>
-            </w:pPr>
-            <w:r>
               <w:t xml:space="preserve">代詞，指代事、物（複習）</w:t>
             </w:r>
           </w:p>
@@ -286,32 +260,6 @@
               <w:jc w:val="left"/>
             </w:pPr>
             <w:r>
-              <w:t xml:space="preserve">連詞，承接（就、然後，不必譯出）</w:t>
-            </w:r>
-          </w:p>
-        </w:tc>
-        <w:tc>
-          <w:tcPr/>
-          <w:p>
-            <w:pPr>
-              <w:pStyle w:val="Compact"/>
-              <w:jc w:val="left"/>
-            </w:pPr>
-            <w:r>
-              <w:t xml:space="preserve">「先自度其足，而置之其坐」（第37課，原文）；「至之市，而忘操之」（第37課，原文）</w:t>
-            </w:r>
-          </w:p>
-        </w:tc>
-      </w:tr>
-      <w:tr>
-        <w:tc>
-          <w:tcPr/>
-          <w:p>
-            <w:pPr>
-              <w:pStyle w:val="Compact"/>
-              <w:jc w:val="left"/>
-            </w:pPr>
-            <w:r>
               <w:t xml:space="preserve">連詞，轉折（卻、但）</w:t>
             </w:r>
           </w:p>
@@ -324,33 +272,7 @@
               <w:jc w:val="left"/>
             </w:pPr>
             <w:r>
-              <w:t xml:space="preserve">「螳螂委身曲附，欲取蟬，而不知黃雀在其傍也」（第39課，原文）；「此三者皆務欲得其前利，而不顧其後之有患也」（第39課，原文）</w:t>
-            </w:r>
-          </w:p>
-        </w:tc>
-      </w:tr>
-      <w:tr>
-        <w:tc>
-          <w:tcPr/>
-          <w:p>
-            <w:pPr>
-              <w:pStyle w:val="Compact"/>
-              <w:jc w:val="left"/>
-            </w:pPr>
-            <w:r>
-              <w:t xml:space="preserve">連詞，修飾（表動作狀態，可譯作「地」）</w:t>
-            </w:r>
-          </w:p>
-        </w:tc>
-        <w:tc>
-          <w:tcPr/>
-          <w:p>
-            <w:pPr>
-              <w:pStyle w:val="Compact"/>
-              <w:jc w:val="left"/>
-            </w:pPr>
-            <w:r>
-              <w:t xml:space="preserve">「黃雀延頸，欲啄螳螂，而不知彈丸在其下也」（第39課，原文）</w:t>
+              <w:t xml:space="preserve">「螳螂委身曲附，欲取蟬，而不知黃雀在其傍也」（第39課，原文）；「此三者皆務欲得其前利，而不顧其後之有患也」（第39課，原文）；「黃雀延頸，欲啄螳螂，而不知彈丸在其下也」（第39課，原文）</w:t>
             </w:r>
           </w:p>
         </w:tc>
@@ -361,7 +283,7 @@
         <w:pStyle w:val="BodyText"/>
       </w:pPr>
       <w:r>
-        <w:t xml:space="preserve">「而」是常見連詞，須依前後文意判斷是「承接」（順接，不譯或譯作「就」）還是「轉折」（譯作「卻、但」）；〈螳螂捕蟬〉中三個「而不知」的「而」都是轉折用法，強調三者只顧眼前利益，卻不知禍患將至。</w:t>
+        <w:t xml:space="preserve">「而」是常見連詞，須依前後文意判斷是「轉折」（譯作「卻、但」）等用法；〈螳螂捕蟬〉中三個「而不知」的「而」都是轉折用法，強調三者只顧眼前利益，卻不知禍患將至。</w:t>
       </w:r>
     </w:p>
     <w:bookmarkEnd w:id="21"/>

--- a/古文今讀36-40.docx
+++ b/古文今讀36-40.docx
@@ -436,32 +436,6 @@
             </w:pPr>
             <w:r>
               <w:t xml:space="preserve">「皆務欲得其前利，而不顧其後之有患也」（第39課，原文）</w:t>
-            </w:r>
-          </w:p>
-        </w:tc>
-      </w:tr>
-      <w:tr>
-        <w:tc>
-          <w:tcPr/>
-          <w:p>
-            <w:pPr>
-              <w:pStyle w:val="Compact"/>
-              <w:jc w:val="left"/>
-            </w:pPr>
-            <w:r>
-              <w:t xml:space="preserve">代詞，指自己（複習）</w:t>
-            </w:r>
-          </w:p>
-        </w:tc>
-        <w:tc>
-          <w:tcPr/>
-          <w:p>
-            <w:pPr>
-              <w:pStyle w:val="Compact"/>
-              <w:jc w:val="left"/>
-            </w:pPr>
-            <w:r>
-              <w:t xml:space="preserve">「先自度其足」（其：指鄭人自己的腳）（第37課，原文）</w:t>
             </w:r>
           </w:p>
         </w:tc>
@@ -982,44 +956,6 @@
               <w:jc w:val="left"/>
             </w:pPr>
             <w:r>
-              <w:t xml:space="preserve">以己養養鳥</w:t>
-            </w:r>
-          </w:p>
-        </w:tc>
-        <w:tc>
-          <w:tcPr/>
-          <w:p>
-            <w:pPr>
-              <w:pStyle w:val="Compact"/>
-              <w:jc w:val="left"/>
-            </w:pPr>
-            <w:r>
-              <w:t xml:space="preserve">用供養自己的方式去供養對方，而不顧對方真正的需求，比喻不了解對方的需求，只憑自己的想法對待別人。</w:t>
-            </w:r>
-          </w:p>
-        </w:tc>
-        <w:tc>
-          <w:tcPr/>
-          <w:p>
-            <w:pPr>
-              <w:pStyle w:val="Compact"/>
-              <w:jc w:val="left"/>
-            </w:pPr>
-            <w:r>
-              <w:t xml:space="preserve">第36課</w:t>
-            </w:r>
-          </w:p>
-        </w:tc>
-      </w:tr>
-      <w:tr>
-        <w:tc>
-          <w:tcPr/>
-          <w:p>
-            <w:pPr>
-              <w:pStyle w:val="Compact"/>
-              <w:jc w:val="left"/>
-            </w:pPr>
-            <w:r>
               <w:t xml:space="preserve">鄭人買履</w:t>
             </w:r>
           </w:p>
@@ -1324,7 +1260,7 @@
               <w:jc w:val="left"/>
             </w:pPr>
             <w:r>
-              <w:t xml:space="preserve">比喻事先採取措施，以防患未然。</w:t>
+              <w:t xml:space="preserve">曲（ㄑㄩ，動詞，彎曲）、突（煙囪）、徙（ㄒㄧˇ，遷移）、薪（柴火）：把煙囪改彎、柴火移開，比喻事先採取措施，以防患未然。</w:t>
             </w:r>
           </w:p>
         </w:tc>
@@ -1451,6 +1387,158 @@
             </w:pPr>
             <w:r>
               <w:t xml:space="preserve">螳螂捕蟬，補充投影片</w:t>
+            </w:r>
+          </w:p>
+        </w:tc>
+      </w:tr>
+      <w:tr>
+        <w:tc>
+          <w:tcPr/>
+          <w:p>
+            <w:pPr>
+              <w:pStyle w:val="Compact"/>
+              <w:jc w:val="left"/>
+            </w:pPr>
+            <w:r>
+              <w:t xml:space="preserve">螻蟻尚且偷生</w:t>
+            </w:r>
+          </w:p>
+        </w:tc>
+        <w:tc>
+          <w:tcPr/>
+          <w:p>
+            <w:pPr>
+              <w:pStyle w:val="Compact"/>
+              <w:jc w:val="left"/>
+            </w:pPr>
+            <w:r>
+              <w:t xml:space="preserve">連螻蟻都貪生怕死、愛惜生命，何況是萬物之靈的人；比喻人要愛惜生命，不可輕生。</w:t>
+            </w:r>
+          </w:p>
+        </w:tc>
+        <w:tc>
+          <w:tcPr/>
+          <w:p>
+            <w:pPr>
+              <w:pStyle w:val="Compact"/>
+              <w:jc w:val="left"/>
+            </w:pPr>
+            <w:r>
+              <w:t xml:space="preserve">魯侯養鳥，隨堂練習</w:t>
+            </w:r>
+          </w:p>
+        </w:tc>
+      </w:tr>
+      <w:tr>
+        <w:tc>
+          <w:tcPr/>
+          <w:p>
+            <w:pPr>
+              <w:pStyle w:val="Compact"/>
+              <w:jc w:val="left"/>
+            </w:pPr>
+            <w:r>
+              <w:t xml:space="preserve">天無絕人之路</w:t>
+            </w:r>
+          </w:p>
+        </w:tc>
+        <w:tc>
+          <w:tcPr/>
+          <w:p>
+            <w:pPr>
+              <w:pStyle w:val="Compact"/>
+              <w:jc w:val="left"/>
+            </w:pPr>
+            <w:r>
+              <w:t xml:space="preserve">比喻人在困境中，總會有出路。</w:t>
+            </w:r>
+          </w:p>
+        </w:tc>
+        <w:tc>
+          <w:tcPr/>
+          <w:p>
+            <w:pPr>
+              <w:pStyle w:val="Compact"/>
+              <w:jc w:val="left"/>
+            </w:pPr>
+            <w:r>
+              <w:t xml:space="preserve">魯侯養鳥，隨堂練習</w:t>
+            </w:r>
+          </w:p>
+        </w:tc>
+      </w:tr>
+      <w:tr>
+        <w:tc>
+          <w:tcPr/>
+          <w:p>
+            <w:pPr>
+              <w:pStyle w:val="Compact"/>
+              <w:jc w:val="left"/>
+            </w:pPr>
+            <w:r>
+              <w:t xml:space="preserve">人為財死，鳥為食亡</w:t>
+            </w:r>
+          </w:p>
+        </w:tc>
+        <w:tc>
+          <w:tcPr/>
+          <w:p>
+            <w:pPr>
+              <w:pStyle w:val="Compact"/>
+              <w:jc w:val="left"/>
+            </w:pPr>
+            <w:r>
+              <w:t xml:space="preserve">人為了錢財而拚命，鳥為了食物而喪命，形容人為利益不顧一切。</w:t>
+            </w:r>
+          </w:p>
+        </w:tc>
+        <w:tc>
+          <w:tcPr/>
+          <w:p>
+            <w:pPr>
+              <w:pStyle w:val="Compact"/>
+              <w:jc w:val="left"/>
+            </w:pPr>
+            <w:r>
+              <w:t xml:space="preserve">魯侯養鳥，隨堂練習</w:t>
+            </w:r>
+          </w:p>
+        </w:tc>
+      </w:tr>
+      <w:tr>
+        <w:tc>
+          <w:tcPr/>
+          <w:p>
+            <w:pPr>
+              <w:pStyle w:val="Compact"/>
+              <w:jc w:val="left"/>
+            </w:pPr>
+            <w:r>
+              <w:t xml:space="preserve">宰相肚裡能撐船</w:t>
+            </w:r>
+          </w:p>
+        </w:tc>
+        <w:tc>
+          <w:tcPr/>
+          <w:p>
+            <w:pPr>
+              <w:pStyle w:val="Compact"/>
+              <w:jc w:val="left"/>
+            </w:pPr>
+            <w:r>
+              <w:t xml:space="preserve">形容人度量寬大，能容忍別人。</w:t>
+            </w:r>
+          </w:p>
+        </w:tc>
+        <w:tc>
+          <w:tcPr/>
+          <w:p>
+            <w:pPr>
+              <w:pStyle w:val="Compact"/>
+              <w:jc w:val="left"/>
+            </w:pPr>
+            <w:r>
+              <w:t xml:space="preserve">吳生勢利，補充投影片</w:t>
             </w:r>
           </w:p>
         </w:tc>
@@ -2254,6 +2342,35 @@
         </w:tc>
       </w:tr>
     </w:tbl>
+    <w:p/>
+    <w:tbl>
+      <w:tblPr>
+        <w:tblStyle w:val="Table"/>
+        <w:tblW w:type="auto" w:w="0"/>
+        <w:tblLook w:firstRow="1" w:lastRow="0" w:firstColumn="0" w:lastColumn="0" w:noHBand="0" w:noVBand="0" w:val="0020"/>
+        <w:jc w:val="start"/>
+      </w:tblPr>
+      <w:tblGrid>
+        <w:gridCol w:w="7920"/>
+      </w:tblGrid>
+      <w:tr>
+        <w:trPr>
+          <w:tblHeader w:val="true"/>
+        </w:trPr>
+        <w:tc>
+          <w:tcPr/>
+          <w:p>
+            <w:pPr>
+              <w:pStyle w:val="Compact"/>
+              <w:jc w:val="left"/>
+            </w:pPr>
+            <w:r>
+              <w:t xml:space="preserve">屨（ㄐㄩˋ）＝履（ㄌㄩˇ）＝屣（ㄒㄧˇ）＝鞋</w:t>
+            </w:r>
+          </w:p>
+        </w:tc>
+      </w:tr>
+    </w:tbl>
     <w:p>
       <w:pPr>
         <w:pStyle w:val="BodyText"/>
@@ -2574,6 +2691,35 @@
             </w:pPr>
             <w:r>
               <w:t xml:space="preserve">不久之後。</w:t>
+            </w:r>
+          </w:p>
+        </w:tc>
+      </w:tr>
+    </w:tbl>
+    <w:p/>
+    <w:tbl>
+      <w:tblPr>
+        <w:tblStyle w:val="Table"/>
+        <w:tblW w:type="auto" w:w="0"/>
+        <w:tblLook w:firstRow="1" w:lastRow="0" w:firstColumn="0" w:lastColumn="0" w:noHBand="0" w:noVBand="0" w:val="0020"/>
+        <w:jc w:val="start"/>
+      </w:tblPr>
+      <w:tblGrid>
+        <w:gridCol w:w="7920"/>
+      </w:tblGrid>
+      <w:tr>
+        <w:trPr>
+          <w:tblHeader w:val="true"/>
+        </w:trPr>
+        <w:tc>
+          <w:tcPr/>
+          <w:p>
+            <w:pPr>
+              <w:pStyle w:val="Compact"/>
+              <w:jc w:val="left"/>
+            </w:pPr>
+            <w:r>
+              <w:t xml:space="preserve">短暫的時間：已而＝彈指＝須臾＝轉瞬＝剎（ㄔㄚˋ）那</w:t>
             </w:r>
           </w:p>
         </w:tc>

--- a/古文今讀36-40.docx
+++ b/古文今讀36-40.docx
@@ -4216,7 +4216,7 @@
         <w:t xml:space="preserve"> </w:t>
       </w:r>
       <w:r>
-        <w:t xml:space="preserve">「先自度其足，</w:t>
+        <w:t xml:space="preserve">「黃雀延頸，欲啄螳螂，</w:t>
       </w:r>
       <w:r>
         <w:rPr>
@@ -4226,7 +4226,7 @@
         <w:t xml:space="preserve">而</w:t>
       </w:r>
       <w:r>
-        <w:t xml:space="preserve">置之其坐」的「而」，作用是？</w:t>
+        <w:t xml:space="preserve">不知彈丸在其下也」的「而」，意思是？</w:t>
       </w:r>
     </w:p>
     <w:p>
@@ -4238,7 +4238,7 @@
         <w:pStyle w:val="Compact"/>
       </w:pPr>
       <w:r>
-        <w:t xml:space="preserve">轉折，卻　(B) 承接，就、然後　(C) 修飾，地　(D) 疑問語氣</w:t>
+        <w:t xml:space="preserve">並且　(B) 卻、但（轉折）　(C) 於是　(D) 如果</w:t>
       </w:r>
     </w:p>
     <w:p>
@@ -4278,7 +4278,7 @@
         <w:pStyle w:val="Compact"/>
       </w:pPr>
       <w:r>
-        <w:t xml:space="preserve">並且　(B) 於是　(C) 卻、但（轉折）　(D) 地</w:t>
+        <w:t xml:space="preserve">並且　(B) 於是　(C) 卻、但（轉折）　(D) 如果</w:t>
       </w:r>
     </w:p>
     <w:p>
@@ -4296,7 +4296,7 @@
         <w:t xml:space="preserve"> </w:t>
       </w:r>
       <w:r>
-        <w:t xml:space="preserve">「此三者皆務欲得其前利，而不顧其後之有患也」的「而」，用法與下列何者相同？</w:t>
+        <w:t xml:space="preserve">下列哪一句的「而」，意思可解釋為「卻」？</w:t>
       </w:r>
     </w:p>
     <w:p>
@@ -4308,7 +4308,7 @@
         <w:pStyle w:val="Compact"/>
       </w:pPr>
       <w:r>
-        <w:t xml:space="preserve">先自度其足，而置之其坐　(B) 至之市，而忘操之　(C) 螳螂委身曲附，欲取蟬，而不知黃雀在其傍也　(D) 以上皆非</w:t>
+        <w:t xml:space="preserve">魯侯御而觴之於廟　(B) 先自度其足，而置之其坐　(C) 螳螂委身曲附，欲取蟬，而不知黃雀在其傍也　(D) 三日而死</w:t>
       </w:r>
     </w:p>
     <w:p>
@@ -5715,7 +5715,7 @@
               <w:jc w:val="left"/>
             </w:pPr>
             <w:r>
-              <w:t xml:space="preserve">而：連詞，表承接，不須特別譯出。</w:t>
+              <w:t xml:space="preserve">而：連詞，表轉折，黃雀一心想啄螳螂，卻不知彈丸就在牠下方。</w:t>
             </w:r>
           </w:p>
         </w:tc>
@@ -5791,7 +5791,7 @@
               <w:jc w:val="left"/>
             </w:pPr>
             <w:r>
-              <w:t xml:space="preserve">兩句的「而」都是轉折用法（卻）；其餘的「而」則是承接用法。</w:t>
+              <w:t xml:space="preserve">「而不知黃雀在其傍也」的「而」表轉折，可解釋為「卻」；其餘各句的「而」只是連接前後的動作或狀況，沒有「卻」的意思。</w:t>
             </w:r>
           </w:p>
         </w:tc>

--- a/古文今讀36-40.docx
+++ b/古文今讀36-40.docx
@@ -3197,7 +3197,7 @@
               <w:jc w:val="left"/>
             </w:pPr>
             <w:r>
-              <w:t xml:space="preserve">大概、大都，讀ㄕㄨㅔˋ。</w:t>
+              <w:t xml:space="preserve">大概、大都，讀ㄕㄨㄞˋ。</w:t>
             </w:r>
           </w:p>
         </w:tc>
@@ -3949,7 +3949,7 @@
               <w:jc w:val="left"/>
             </w:pPr>
             <w:r>
-              <w:t xml:space="preserve">ㄕㄨㅔˋ（大概、大都）／ㄌㄩˋ（比率）</w:t>
+              <w:t xml:space="preserve">ㄕㄨㄞˋ（大概、大都）／ㄌㄩˋ（比率）</w:t>
             </w:r>
           </w:p>
         </w:tc>

--- a/古文今讀36-40.docx
+++ b/古文今讀36-40.docx
@@ -4296,7 +4296,17 @@
         <w:t xml:space="preserve"> </w:t>
       </w:r>
       <w:r>
-        <w:t xml:space="preserve">下列哪一句的「而」，意思可解釋為「卻」？</w:t>
+        <w:t xml:space="preserve">「鄭人有且置履</w:t>
+      </w:r>
+      <w:r>
+        <w:rPr>
+          <w:bCs/>
+          <w:b/>
+        </w:rPr>
+        <w:t xml:space="preserve">者</w:t>
+      </w:r>
+      <w:r>
+        <w:t xml:space="preserve">」的「者」，意思是？</w:t>
       </w:r>
     </w:p>
     <w:p>
@@ -4308,7 +4318,7 @@
         <w:pStyle w:val="Compact"/>
       </w:pPr>
       <w:r>
-        <w:t xml:space="preserve">魯侯御而觴之於廟　(B) 先自度其足，而置之其坐　(C) 螳螂委身曲附，欲取蟬，而不知黃雀在其傍也　(D) 三日而死</w:t>
+        <w:t xml:space="preserve">……的人　(B) ……的事　(C) ……的時候　(D) ……的地方</w:t>
       </w:r>
     </w:p>
     <w:p>
@@ -4406,17 +4416,17 @@
         <w:t xml:space="preserve"> </w:t>
       </w:r>
       <w:r>
-        <w:t xml:space="preserve">「不知彈丸在</w:t>
+        <w:t xml:space="preserve">「此三者皆</w:t>
       </w:r>
       <w:r>
         <w:rPr>
           <w:bCs/>
           <w:b/>
         </w:rPr>
-        <w:t xml:space="preserve">其</w:t>
-      </w:r>
-      <w:r>
-        <w:t xml:space="preserve">下也」的「其」，指的是？</w:t>
+        <w:t xml:space="preserve">務</w:t>
+      </w:r>
+      <w:r>
+        <w:t xml:space="preserve">欲得其前利」的「務」，意思是？</w:t>
       </w:r>
     </w:p>
     <w:p>
@@ -4428,7 +4438,7 @@
         <w:pStyle w:val="Compact"/>
       </w:pPr>
       <w:r>
-        <w:t xml:space="preserve">蟬　(B) 螳螂　(C) 彈丸　(D) 黃雀</w:t>
+        <w:t xml:space="preserve">事務　(B) 致力、一心想著　(C) 必須　(D) 從事農業</w:t>
       </w:r>
     </w:p>
     <w:p>
@@ -5779,6 +5789,82 @@
               <w:jc w:val="left"/>
             </w:pPr>
             <w:r>
+              <w:t xml:space="preserve">A</w:t>
+            </w:r>
+          </w:p>
+        </w:tc>
+        <w:tc>
+          <w:tcPr/>
+          <w:p>
+            <w:pPr>
+              <w:pStyle w:val="Compact"/>
+              <w:jc w:val="left"/>
+            </w:pPr>
+            <w:r>
+              <w:t xml:space="preserve">者：代詞，……的人；「有且置履者」指想要買鞋的人。</w:t>
+            </w:r>
+          </w:p>
+        </w:tc>
+      </w:tr>
+      <w:tr>
+        <w:tc>
+          <w:tcPr/>
+          <w:p>
+            <w:pPr>
+              <w:pStyle w:val="Compact"/>
+              <w:jc w:val="left"/>
+            </w:pPr>
+            <w:r>
+              <w:t xml:space="preserve">8</w:t>
+            </w:r>
+          </w:p>
+        </w:tc>
+        <w:tc>
+          <w:tcPr/>
+          <w:p>
+            <w:pPr>
+              <w:pStyle w:val="Compact"/>
+              <w:jc w:val="left"/>
+            </w:pPr>
+            <w:r>
+              <w:t xml:space="preserve">B</w:t>
+            </w:r>
+          </w:p>
+        </w:tc>
+        <w:tc>
+          <w:tcPr/>
+          <w:p>
+            <w:pPr>
+              <w:pStyle w:val="Compact"/>
+              <w:jc w:val="left"/>
+            </w:pPr>
+            <w:r>
+              <w:t xml:space="preserve">其：代詞，指蟬；螳螂躲在蟬的身後。</w:t>
+            </w:r>
+          </w:p>
+        </w:tc>
+      </w:tr>
+      <w:tr>
+        <w:tc>
+          <w:tcPr/>
+          <w:p>
+            <w:pPr>
+              <w:pStyle w:val="Compact"/>
+              <w:jc w:val="left"/>
+            </w:pPr>
+            <w:r>
+              <w:t xml:space="preserve">9</w:t>
+            </w:r>
+          </w:p>
+        </w:tc>
+        <w:tc>
+          <w:tcPr/>
+          <w:p>
+            <w:pPr>
+              <w:pStyle w:val="Compact"/>
+              <w:jc w:val="left"/>
+            </w:pPr>
+            <w:r>
               <w:t xml:space="preserve">C</w:t>
             </w:r>
           </w:p>
@@ -5791,21 +5877,21 @@
               <w:jc w:val="left"/>
             </w:pPr>
             <w:r>
-              <w:t xml:space="preserve">「而不知黃雀在其傍也」的「而」表轉折，可解釋為「卻」；其餘各句的「而」只是連接前後的動作或狀況，沒有「卻」的意思。</w:t>
-            </w:r>
-          </w:p>
-        </w:tc>
-      </w:tr>
-      <w:tr>
-        <w:tc>
-          <w:tcPr/>
-          <w:p>
-            <w:pPr>
-              <w:pStyle w:val="Compact"/>
-              <w:jc w:val="left"/>
-            </w:pPr>
-            <w:r>
-              <w:t xml:space="preserve">8</w:t>
+              <w:t xml:space="preserve">其：代詞，指螳螂；黃雀就在螳螂旁邊。</w:t>
+            </w:r>
+          </w:p>
+        </w:tc>
+      </w:tr>
+      <w:tr>
+        <w:tc>
+          <w:tcPr/>
+          <w:p>
+            <w:pPr>
+              <w:pStyle w:val="Compact"/>
+              <w:jc w:val="left"/>
+            </w:pPr>
+            <w:r>
+              <w:t xml:space="preserve">10</w:t>
             </w:r>
           </w:p>
         </w:tc>
@@ -5829,83 +5915,7 @@
               <w:jc w:val="left"/>
             </w:pPr>
             <w:r>
-              <w:t xml:space="preserve">其：代詞，指蟬；螳螂躲在蟬的身後。</w:t>
-            </w:r>
-          </w:p>
-        </w:tc>
-      </w:tr>
-      <w:tr>
-        <w:tc>
-          <w:tcPr/>
-          <w:p>
-            <w:pPr>
-              <w:pStyle w:val="Compact"/>
-              <w:jc w:val="left"/>
-            </w:pPr>
-            <w:r>
-              <w:t xml:space="preserve">9</w:t>
-            </w:r>
-          </w:p>
-        </w:tc>
-        <w:tc>
-          <w:tcPr/>
-          <w:p>
-            <w:pPr>
-              <w:pStyle w:val="Compact"/>
-              <w:jc w:val="left"/>
-            </w:pPr>
-            <w:r>
-              <w:t xml:space="preserve">C</w:t>
-            </w:r>
-          </w:p>
-        </w:tc>
-        <w:tc>
-          <w:tcPr/>
-          <w:p>
-            <w:pPr>
-              <w:pStyle w:val="Compact"/>
-              <w:jc w:val="left"/>
-            </w:pPr>
-            <w:r>
-              <w:t xml:space="preserve">其：代詞，指螳螂；黃雀就在螳螂旁邊。</w:t>
-            </w:r>
-          </w:p>
-        </w:tc>
-      </w:tr>
-      <w:tr>
-        <w:tc>
-          <w:tcPr/>
-          <w:p>
-            <w:pPr>
-              <w:pStyle w:val="Compact"/>
-              <w:jc w:val="left"/>
-            </w:pPr>
-            <w:r>
-              <w:t xml:space="preserve">10</w:t>
-            </w:r>
-          </w:p>
-        </w:tc>
-        <w:tc>
-          <w:tcPr/>
-          <w:p>
-            <w:pPr>
-              <w:pStyle w:val="Compact"/>
-              <w:jc w:val="left"/>
-            </w:pPr>
-            <w:r>
-              <w:t xml:space="preserve">D</w:t>
-            </w:r>
-          </w:p>
-        </w:tc>
-        <w:tc>
-          <w:tcPr/>
-          <w:p>
-            <w:pPr>
-              <w:pStyle w:val="Compact"/>
-              <w:jc w:val="left"/>
-            </w:pPr>
-            <w:r>
-              <w:t xml:space="preserve">其：代詞，指黃雀；彈丸瞄準的是黃雀。</w:t>
+              <w:t xml:space="preserve">務：動詞，致力、一心想著；三者都一心只想得到眼前的利益。</w:t>
             </w:r>
           </w:p>
         </w:tc>

--- a/古文今讀36-40.docx
+++ b/古文今讀36-40.docx
@@ -2046,7 +2046,7 @@
         <w:pStyle w:val="BodyText"/>
       </w:pPr>
       <w:r>
-        <w:t xml:space="preserve">魯侯是用「養活自己的方式」去養鳥，而不是用「適合鳥的方式」去養鳥，所以好心反而害了海鳥；成語「以己養養鳥」即比喻不顧對方真正的需求，只憑自己的想法待人。</w:t>
+        <w:t xml:space="preserve">魯侯是用「養活自己的方式」去養鳥，而不是用「適合鳥的方式」去養鳥，所以好心反而害了海鳥；這句話比喻不顧對方真正的需求，只憑自己的想法待人。</w:t>
       </w:r>
     </w:p>
     <w:p>
@@ -4656,7 +4656,7 @@
         <w:t xml:space="preserve"> </w:t>
       </w:r>
       <w:r>
-        <w:t xml:space="preserve">成語「以己養養鳥」比喻什麼？</w:t>
+        <w:t xml:space="preserve">成語「螻蟻尚且偷生」比喻什麼？</w:t>
       </w:r>
     </w:p>
     <w:p>
@@ -4668,7 +4668,7 @@
         <w:pStyle w:val="Compact"/>
       </w:pPr>
       <w:r>
-        <w:t xml:space="preserve">對別人非常慷慨大方　(B) 不了解對方真正的需求，只憑自己的想法對待別人　(C) 善於供養動物　(D) 珍惜眼前所擁有的一切</w:t>
+        <w:t xml:space="preserve">弱小的生物最容易受到欺負　(B) 連螻蟻都愛惜生命，何況是人，所以人不可輕生　(C) 做事要有耐心　(D) 小人物也能成就大事</w:t>
       </w:r>
     </w:p>
     <w:p>
@@ -6207,7 +6207,7 @@
               <w:jc w:val="left"/>
             </w:pPr>
             <w:r>
-              <w:t xml:space="preserve">魯侯用供養自己的方式養鳥，卻不知鳥真正需要的是什麼，因此比喻不顧對方需求、只憑己意待人。</w:t>
+              <w:t xml:space="preserve">螻蟻尚且偷生：連小小的螻蟻都貪生惜命，何況是萬物之靈的人，比喻人要愛惜生命，不可輕生。</w:t>
             </w:r>
           </w:p>
         </w:tc>

--- a/古文今讀36-40.docx
+++ b/古文今讀36-40.docx
@@ -4296,17 +4296,17 @@
         <w:t xml:space="preserve"> </w:t>
       </w:r>
       <w:r>
-        <w:t xml:space="preserve">「鄭人有且置履</w:t>
+        <w:t xml:space="preserve">「何不試之</w:t>
       </w:r>
       <w:r>
         <w:rPr>
           <w:bCs/>
           <w:b/>
         </w:rPr>
-        <w:t xml:space="preserve">者</w:t>
-      </w:r>
-      <w:r>
-        <w:t xml:space="preserve">」的「者」，意思是？</w:t>
+        <w:t xml:space="preserve">以</w:t>
+      </w:r>
+      <w:r>
+        <w:t xml:space="preserve">足」的「以」，意思是？</w:t>
       </w:r>
     </w:p>
     <w:p>
@@ -4318,7 +4318,7 @@
         <w:pStyle w:val="Compact"/>
       </w:pPr>
       <w:r>
-        <w:t xml:space="preserve">……的人　(B) ……的事　(C) ……的時候　(D) ……的地方</w:t>
+        <w:t xml:space="preserve">因為　(B) 用　(C) 認為　(D) 來</w:t>
       </w:r>
     </w:p>
     <w:p>
@@ -5789,19 +5789,19 @@
               <w:jc w:val="left"/>
             </w:pPr>
             <w:r>
-              <w:t xml:space="preserve">A</w:t>
-            </w:r>
-          </w:p>
-        </w:tc>
-        <w:tc>
-          <w:tcPr/>
-          <w:p>
-            <w:pPr>
-              <w:pStyle w:val="Compact"/>
-              <w:jc w:val="left"/>
-            </w:pPr>
-            <w:r>
-              <w:t xml:space="preserve">者：代詞，……的人；「有且置履者」指想要買鞋的人。</w:t>
+              <w:t xml:space="preserve">B</w:t>
+            </w:r>
+          </w:p>
+        </w:tc>
+        <w:tc>
+          <w:tcPr/>
+          <w:p>
+            <w:pPr>
+              <w:pStyle w:val="Compact"/>
+              <w:jc w:val="left"/>
+            </w:pPr>
+            <w:r>
+              <w:t xml:space="preserve">以：介詞，用；「試之以足」即用腳去試穿鞋子。</w:t>
             </w:r>
           </w:p>
         </w:tc>
